--- a/python/p9_python_commands_and_trouble_shooting.docx
+++ b/python/p9_python_commands_and_trouble_shooting.docx
@@ -7,8 +7,8 @@
         <w:jc w:val="center"/>
         <w:rPr>
           <w:rFonts w:ascii="Calibri" w:hAnsi="Calibri" w:cs="Calibri"/>
-          <w:sz w:val="36"/>
-          <w:szCs w:val="36"/>
+          <w:sz w:val="34"/>
+          <w:szCs w:val="34"/>
         </w:rPr>
       </w:pPr>
       <w:r>
@@ -16,8 +16,8 @@
           <w:rFonts w:ascii="Calibri" w:hAnsi="Calibri" w:cs="Calibri"/>
           <w:b/>
           <w:bCs/>
-          <w:sz w:val="44"/>
-          <w:szCs w:val="44"/>
+          <w:sz w:val="42"/>
+          <w:szCs w:val="42"/>
         </w:rPr>
         <w:t>INDEX</w:t>
       </w:r>
@@ -42,25 +42,34 @@
           <w:sz w:val="32"/>
           <w:szCs w:val="32"/>
         </w:rPr>
-        <w:t xml:space="preserve">PyCharm Module Not Found Error (Interpreter </w:t>
-      </w:r>
-      <w:proofErr w:type="gramStart"/>
-      <w:r>
+        <w:t>PyCharm Module Not Found Error (Interpreter Missing)…………2</w:t>
+      </w:r>
+    </w:p>
+    <w:p>
+      <w:pPr>
+        <w:jc w:val="both"/>
         <w:rPr>
           <w:rFonts w:ascii="Calibri" w:hAnsi="Calibri" w:cs="Calibri"/>
           <w:sz w:val="32"/>
           <w:szCs w:val="32"/>
         </w:rPr>
-        <w:t>Missing)…</w:t>
-      </w:r>
-      <w:proofErr w:type="gramEnd"/>
-      <w:r>
+      </w:pPr>
+    </w:p>
+    <w:p>
+      <w:pPr>
         <w:rPr>
           <w:rFonts w:ascii="Calibri" w:hAnsi="Calibri" w:cs="Calibri"/>
           <w:sz w:val="32"/>
           <w:szCs w:val="32"/>
         </w:rPr>
-        <w:t>………2</w:t>
+      </w:pPr>
+      <w:r>
+        <w:rPr>
+          <w:rFonts w:ascii="Calibri" w:hAnsi="Calibri" w:cs="Calibri"/>
+          <w:sz w:val="32"/>
+          <w:szCs w:val="32"/>
+        </w:rPr>
+        <w:br w:type="page"/>
       </w:r>
     </w:p>
     <w:p>
@@ -68,26 +77,40 @@
         <w:jc w:val="both"/>
         <w:rPr>
           <w:rFonts w:ascii="Calibri" w:hAnsi="Calibri" w:cs="Calibri"/>
-          <w:sz w:val="32"/>
-          <w:szCs w:val="32"/>
-        </w:rPr>
-      </w:pPr>
+          <w:b/>
+          <w:bCs/>
+          <w:sz w:val="34"/>
+          <w:szCs w:val="34"/>
+        </w:rPr>
+      </w:pPr>
+      <w:r>
+        <w:rPr>
+          <w:rFonts w:ascii="Calibri" w:hAnsi="Calibri" w:cs="Calibri"/>
+          <w:b/>
+          <w:bCs/>
+          <w:sz w:val="34"/>
+          <w:szCs w:val="34"/>
+        </w:rPr>
+        <w:lastRenderedPageBreak/>
+        <w:t>PyCharm Module Not Found Error (Interpreter missing):</w:t>
+      </w:r>
     </w:p>
     <w:p>
       <w:pPr>
-        <w:rPr>
-          <w:rFonts w:ascii="Calibri" w:hAnsi="Calibri" w:cs="Calibri"/>
-          <w:sz w:val="32"/>
-          <w:szCs w:val="32"/>
-        </w:rPr>
-      </w:pPr>
-      <w:r>
-        <w:rPr>
-          <w:rFonts w:ascii="Calibri" w:hAnsi="Calibri" w:cs="Calibri"/>
-          <w:sz w:val="32"/>
-          <w:szCs w:val="32"/>
-        </w:rPr>
-        <w:br w:type="page"/>
+        <w:jc w:val="both"/>
+        <w:rPr>
+          <w:rFonts w:ascii="Calibri" w:hAnsi="Calibri" w:cs="Calibri"/>
+          <w:sz w:val="34"/>
+          <w:szCs w:val="34"/>
+        </w:rPr>
+      </w:pPr>
+      <w:r>
+        <w:rPr>
+          <w:rFonts w:ascii="Calibri" w:hAnsi="Calibri" w:cs="Calibri"/>
+          <w:sz w:val="34"/>
+          <w:szCs w:val="34"/>
+        </w:rPr>
+        <w:t># This error happens if Python version or interpreter is accidentally deleted</w:t>
       </w:r>
     </w:p>
     <w:p>
@@ -95,22 +118,89 @@
         <w:jc w:val="both"/>
         <w:rPr>
           <w:rFonts w:ascii="Calibri" w:hAnsi="Calibri" w:cs="Calibri"/>
+          <w:sz w:val="34"/>
+          <w:szCs w:val="34"/>
+        </w:rPr>
+      </w:pPr>
+      <w:r>
+        <w:rPr>
+          <w:rFonts w:ascii="Calibri" w:hAnsi="Calibri" w:cs="Calibri"/>
+          <w:sz w:val="34"/>
+          <w:szCs w:val="34"/>
+        </w:rPr>
+        <w:t xml:space="preserve"># Or if we are using a version of Python that doesn’t support a specific sub-module or library (like </w:t>
+      </w:r>
+      <w:r>
+        <w:rPr>
+          <w:rFonts w:ascii="Calibri" w:hAnsi="Calibri" w:cs="Calibri"/>
           <w:b/>
           <w:bCs/>
-          <w:sz w:val="36"/>
-          <w:szCs w:val="36"/>
-        </w:rPr>
-      </w:pPr>
+          <w:sz w:val="34"/>
+          <w:szCs w:val="34"/>
+        </w:rPr>
+        <w:t>tensorflow</w:t>
+      </w:r>
+      <w:r>
+        <w:rPr>
+          <w:rFonts w:ascii="Calibri" w:hAnsi="Calibri" w:cs="Calibri"/>
+          <w:sz w:val="34"/>
+          <w:szCs w:val="34"/>
+        </w:rPr>
+        <w:t xml:space="preserve"> doesn’t work with 3.14 of python)</w:t>
+      </w:r>
+    </w:p>
+    <w:p>
+      <w:pPr>
+        <w:jc w:val="both"/>
+        <w:rPr>
+          <w:rFonts w:ascii="Calibri" w:hAnsi="Calibri" w:cs="Calibri"/>
+          <w:sz w:val="34"/>
+          <w:szCs w:val="34"/>
+        </w:rPr>
+      </w:pPr>
+      <w:r>
+        <w:rPr>
+          <w:rFonts w:ascii="Calibri" w:hAnsi="Calibri" w:cs="Calibri"/>
+          <w:sz w:val="34"/>
+          <w:szCs w:val="34"/>
+        </w:rPr>
+        <w:t xml:space="preserve"># Just go to the </w:t>
+      </w:r>
       <w:r>
         <w:rPr>
           <w:rFonts w:ascii="Calibri" w:hAnsi="Calibri" w:cs="Calibri"/>
           <w:b/>
           <w:bCs/>
-          <w:sz w:val="36"/>
-          <w:szCs w:val="36"/>
-        </w:rPr>
-        <w:lastRenderedPageBreak/>
-        <w:t>PyCharm Module Not Found Error (Interpreter missing):</w:t>
+          <w:sz w:val="34"/>
+          <w:szCs w:val="34"/>
+        </w:rPr>
+        <w:t>project_root</w:t>
+      </w:r>
+      <w:r>
+        <w:rPr>
+          <w:rFonts w:ascii="Calibri" w:hAnsi="Calibri" w:cs="Calibri"/>
+          <w:sz w:val="34"/>
+          <w:szCs w:val="34"/>
+        </w:rPr>
+        <w:t xml:space="preserve"> and delete</w:t>
+      </w:r>
+      <w:r>
+        <w:rPr>
+          <w:rFonts w:ascii="Calibri" w:hAnsi="Calibri" w:cs="Calibri"/>
+          <w:b/>
+          <w:bCs/>
+          <w:sz w:val="34"/>
+          <w:szCs w:val="34"/>
+        </w:rPr>
+        <w:t xml:space="preserve"> .venv</w:t>
+      </w:r>
+      <w:r>
+        <w:rPr>
+          <w:rFonts w:ascii="Calibri" w:hAnsi="Calibri" w:cs="Calibri"/>
+          <w:sz w:val="34"/>
+          <w:szCs w:val="34"/>
+        </w:rPr>
+        <w:t xml:space="preserve"> directory or folder (library root)</w:t>
       </w:r>
     </w:p>
     <w:p>
@@ -118,189 +208,35 @@
         <w:jc w:val="both"/>
         <w:rPr>
           <w:rFonts w:ascii="Calibri" w:hAnsi="Calibri" w:cs="Calibri"/>
-          <w:sz w:val="36"/>
-          <w:szCs w:val="36"/>
-        </w:rPr>
-      </w:pPr>
-      <w:r>
-        <w:rPr>
-          <w:rFonts w:ascii="Calibri" w:hAnsi="Calibri" w:cs="Calibri"/>
-          <w:sz w:val="36"/>
-          <w:szCs w:val="36"/>
-        </w:rPr>
-        <w:t># This error happens if Python version or interpreter is accidentally deleted</w:t>
-      </w:r>
-    </w:p>
-    <w:p>
-      <w:pPr>
-        <w:jc w:val="both"/>
-        <w:rPr>
-          <w:rFonts w:ascii="Calibri" w:hAnsi="Calibri" w:cs="Calibri"/>
-          <w:sz w:val="36"/>
-          <w:szCs w:val="36"/>
-        </w:rPr>
-      </w:pPr>
-      <w:r>
-        <w:rPr>
-          <w:rFonts w:ascii="Calibri" w:hAnsi="Calibri" w:cs="Calibri"/>
-          <w:sz w:val="36"/>
-          <w:szCs w:val="36"/>
-        </w:rPr>
-        <w:t xml:space="preserve"># Or if we are using a version of Python that doesn’t support a specific sub-module or library (like </w:t>
-      </w:r>
-      <w:proofErr w:type="spellStart"/>
+          <w:sz w:val="34"/>
+          <w:szCs w:val="34"/>
+        </w:rPr>
+      </w:pPr>
+      <w:r>
+        <w:rPr>
+          <w:rFonts w:ascii="Calibri" w:hAnsi="Calibri" w:cs="Calibri"/>
+          <w:sz w:val="34"/>
+          <w:szCs w:val="34"/>
+        </w:rPr>
+        <w:t xml:space="preserve"># Then open the terminal of the </w:t>
+      </w:r>
       <w:r>
         <w:rPr>
           <w:rFonts w:ascii="Calibri" w:hAnsi="Calibri" w:cs="Calibri"/>
           <w:b/>
           <w:bCs/>
-          <w:sz w:val="36"/>
-          <w:szCs w:val="36"/>
-        </w:rPr>
-        <w:t>tensorflow</w:t>
-      </w:r>
-      <w:proofErr w:type="spellEnd"/>
-      <w:r>
-        <w:rPr>
-          <w:rFonts w:ascii="Calibri" w:hAnsi="Calibri" w:cs="Calibri"/>
-          <w:sz w:val="36"/>
-          <w:szCs w:val="36"/>
-        </w:rPr>
-        <w:t xml:space="preserve"> doesn’t work with 3.14 of python)</w:t>
-      </w:r>
-    </w:p>
-    <w:p>
-      <w:pPr>
-        <w:jc w:val="both"/>
-        <w:rPr>
-          <w:rFonts w:ascii="Calibri" w:hAnsi="Calibri" w:cs="Calibri"/>
-          <w:sz w:val="36"/>
-          <w:szCs w:val="36"/>
-        </w:rPr>
-      </w:pPr>
-      <w:r>
-        <w:rPr>
-          <w:rFonts w:ascii="Calibri" w:hAnsi="Calibri" w:cs="Calibri"/>
-          <w:sz w:val="36"/>
-          <w:szCs w:val="36"/>
-        </w:rPr>
-        <w:t xml:space="preserve"># Just go to the </w:t>
-      </w:r>
-      <w:proofErr w:type="spellStart"/>
-      <w:r>
-        <w:rPr>
-          <w:rFonts w:ascii="Calibri" w:hAnsi="Calibri" w:cs="Calibri"/>
-          <w:b/>
-          <w:bCs/>
-          <w:sz w:val="36"/>
-          <w:szCs w:val="36"/>
+          <w:sz w:val="34"/>
+          <w:szCs w:val="34"/>
         </w:rPr>
         <w:t>project_root</w:t>
       </w:r>
-      <w:proofErr w:type="spellEnd"/>
-      <w:r>
-        <w:rPr>
-          <w:rFonts w:ascii="Calibri" w:hAnsi="Calibri" w:cs="Calibri"/>
-          <w:sz w:val="36"/>
-          <w:szCs w:val="36"/>
-        </w:rPr>
-        <w:t xml:space="preserve"> and </w:t>
-      </w:r>
-      <w:proofErr w:type="gramStart"/>
-      <w:r>
-        <w:rPr>
-          <w:rFonts w:ascii="Calibri" w:hAnsi="Calibri" w:cs="Calibri"/>
-          <w:sz w:val="36"/>
-          <w:szCs w:val="36"/>
-        </w:rPr>
-        <w:t>delete</w:t>
-      </w:r>
-      <w:r>
-        <w:rPr>
-          <w:rFonts w:ascii="Calibri" w:hAnsi="Calibri" w:cs="Calibri"/>
-          <w:b/>
-          <w:bCs/>
-          <w:sz w:val="36"/>
-          <w:szCs w:val="36"/>
-        </w:rPr>
-        <w:t xml:space="preserve"> .</w:t>
-      </w:r>
-      <w:proofErr w:type="spellStart"/>
-      <w:r>
-        <w:rPr>
-          <w:rFonts w:ascii="Calibri" w:hAnsi="Calibri" w:cs="Calibri"/>
-          <w:b/>
-          <w:bCs/>
-          <w:sz w:val="36"/>
-          <w:szCs w:val="36"/>
-        </w:rPr>
-        <w:t>venv</w:t>
-      </w:r>
-      <w:proofErr w:type="spellEnd"/>
-      <w:proofErr w:type="gramEnd"/>
-      <w:r>
-        <w:rPr>
-          <w:rFonts w:ascii="Calibri" w:hAnsi="Calibri" w:cs="Calibri"/>
-          <w:sz w:val="36"/>
-          <w:szCs w:val="36"/>
-        </w:rPr>
-        <w:t xml:space="preserve"> directory or folder (library root)</w:t>
-      </w:r>
-    </w:p>
-    <w:p>
-      <w:pPr>
-        <w:jc w:val="both"/>
-        <w:rPr>
-          <w:rFonts w:ascii="Calibri" w:hAnsi="Calibri" w:cs="Calibri"/>
-          <w:sz w:val="36"/>
-          <w:szCs w:val="36"/>
-        </w:rPr>
-      </w:pPr>
-      <w:r>
-        <w:rPr>
-          <w:rFonts w:ascii="Calibri" w:hAnsi="Calibri" w:cs="Calibri"/>
-          <w:sz w:val="36"/>
-          <w:szCs w:val="36"/>
-        </w:rPr>
-        <w:t xml:space="preserve"># Then open the terminal of the </w:t>
-      </w:r>
-      <w:proofErr w:type="spellStart"/>
-      <w:r>
-        <w:rPr>
-          <w:rFonts w:ascii="Calibri" w:hAnsi="Calibri" w:cs="Calibri"/>
-          <w:b/>
-          <w:bCs/>
-          <w:sz w:val="36"/>
-          <w:szCs w:val="36"/>
-        </w:rPr>
-        <w:t>project_root</w:t>
-      </w:r>
-      <w:proofErr w:type="spellEnd"/>
-      <w:r>
-        <w:rPr>
-          <w:rFonts w:ascii="Calibri" w:hAnsi="Calibri" w:cs="Calibri"/>
-          <w:sz w:val="36"/>
-          <w:szCs w:val="36"/>
-        </w:rPr>
-        <w:t xml:space="preserve"> and run this command with a specific Python </w:t>
-      </w:r>
-      <w:proofErr w:type="gramStart"/>
-      <w:r>
-        <w:rPr>
-          <w:rFonts w:ascii="Calibri" w:hAnsi="Calibri" w:cs="Calibri"/>
-          <w:sz w:val="36"/>
-          <w:szCs w:val="36"/>
-        </w:rPr>
-        <w:t>version</w:t>
-      </w:r>
-      <w:proofErr w:type="gramEnd"/>
-      <w:r>
-        <w:rPr>
-          <w:rFonts w:ascii="Calibri" w:hAnsi="Calibri" w:cs="Calibri"/>
-          <w:sz w:val="36"/>
-          <w:szCs w:val="36"/>
-        </w:rPr>
-        <w:t xml:space="preserve"> we need like here, 3.12</w:t>
+      <w:r>
+        <w:rPr>
+          <w:rFonts w:ascii="Calibri" w:hAnsi="Calibri" w:cs="Calibri"/>
+          <w:sz w:val="34"/>
+          <w:szCs w:val="34"/>
+        </w:rPr>
+        <w:t xml:space="preserve"> and run this command with a specific Python version we need like here, 3.12</w:t>
       </w:r>
     </w:p>
     <w:p>
@@ -311,154 +247,78 @@
           <w:b/>
           <w:bCs/>
           <w:color w:val="60CAF3" w:themeColor="accent4" w:themeTint="99"/>
-          <w:sz w:val="36"/>
-          <w:szCs w:val="36"/>
-        </w:rPr>
-      </w:pPr>
-      <w:proofErr w:type="spellStart"/>
+          <w:sz w:val="34"/>
+          <w:szCs w:val="34"/>
+        </w:rPr>
+      </w:pPr>
       <w:r>
         <w:rPr>
           <w:rFonts w:ascii="Calibri" w:hAnsi="Calibri" w:cs="Calibri"/>
           <w:b/>
           <w:bCs/>
           <w:color w:val="60CAF3" w:themeColor="accent4" w:themeTint="99"/>
-          <w:sz w:val="36"/>
-          <w:szCs w:val="36"/>
-        </w:rPr>
-        <w:t>py</w:t>
-      </w:r>
-      <w:proofErr w:type="spellEnd"/>
-      <w:r>
+          <w:sz w:val="34"/>
+          <w:szCs w:val="34"/>
+        </w:rPr>
+        <w:t>py -3.12 -m venv .venv</w:t>
+      </w:r>
+    </w:p>
+    <w:p>
+      <w:pPr>
+        <w:jc w:val="both"/>
+        <w:rPr>
+          <w:rFonts w:ascii="Calibri" w:hAnsi="Calibri" w:cs="Calibri"/>
+          <w:sz w:val="34"/>
+          <w:szCs w:val="34"/>
+        </w:rPr>
+      </w:pPr>
+      <w:r>
+        <w:rPr>
+          <w:rFonts w:ascii="Calibri" w:hAnsi="Calibri" w:cs="Calibri"/>
+          <w:sz w:val="34"/>
+          <w:szCs w:val="34"/>
+        </w:rPr>
+        <w:t># Activate it by running this command in the terminal</w:t>
+      </w:r>
+    </w:p>
+    <w:p>
+      <w:pPr>
+        <w:jc w:val="both"/>
         <w:rPr>
           <w:rFonts w:ascii="Calibri" w:hAnsi="Calibri" w:cs="Calibri"/>
           <w:b/>
           <w:bCs/>
           <w:color w:val="60CAF3" w:themeColor="accent4" w:themeTint="99"/>
-          <w:sz w:val="36"/>
-          <w:szCs w:val="36"/>
-        </w:rPr>
-        <w:t xml:space="preserve"> -3.12 -m </w:t>
-      </w:r>
-      <w:proofErr w:type="spellStart"/>
-      <w:proofErr w:type="gramStart"/>
+          <w:sz w:val="34"/>
+          <w:szCs w:val="34"/>
+        </w:rPr>
+      </w:pPr>
       <w:r>
         <w:rPr>
           <w:rFonts w:ascii="Calibri" w:hAnsi="Calibri" w:cs="Calibri"/>
           <w:b/>
           <w:bCs/>
           <w:color w:val="60CAF3" w:themeColor="accent4" w:themeTint="99"/>
-          <w:sz w:val="36"/>
-          <w:szCs w:val="36"/>
-        </w:rPr>
-        <w:t>venv</w:t>
-      </w:r>
-      <w:proofErr w:type="spellEnd"/>
-      <w:r>
-        <w:rPr>
-          <w:rFonts w:ascii="Calibri" w:hAnsi="Calibri" w:cs="Calibri"/>
-          <w:b/>
-          <w:bCs/>
-          <w:color w:val="60CAF3" w:themeColor="accent4" w:themeTint="99"/>
-          <w:sz w:val="36"/>
-          <w:szCs w:val="36"/>
-        </w:rPr>
-        <w:t xml:space="preserve"> .</w:t>
-      </w:r>
-      <w:proofErr w:type="spellStart"/>
-      <w:r>
-        <w:rPr>
-          <w:rFonts w:ascii="Calibri" w:hAnsi="Calibri" w:cs="Calibri"/>
-          <w:b/>
-          <w:bCs/>
-          <w:color w:val="60CAF3" w:themeColor="accent4" w:themeTint="99"/>
-          <w:sz w:val="36"/>
-          <w:szCs w:val="36"/>
-        </w:rPr>
-        <w:t>venv</w:t>
-      </w:r>
-      <w:proofErr w:type="spellEnd"/>
-      <w:proofErr w:type="gramEnd"/>
+          <w:sz w:val="34"/>
+          <w:szCs w:val="34"/>
+        </w:rPr>
+        <w:t>.\.venv\Scripts\Activate.ps1</w:t>
+      </w:r>
     </w:p>
     <w:p>
       <w:pPr>
         <w:jc w:val="both"/>
         <w:rPr>
           <w:rFonts w:ascii="Calibri" w:hAnsi="Calibri" w:cs="Calibri"/>
-          <w:sz w:val="36"/>
-          <w:szCs w:val="36"/>
-        </w:rPr>
-      </w:pPr>
-      <w:r>
-        <w:rPr>
-          <w:rFonts w:ascii="Calibri" w:hAnsi="Calibri" w:cs="Calibri"/>
-          <w:sz w:val="36"/>
-          <w:szCs w:val="36"/>
-        </w:rPr>
-        <w:t># Activate it by running this command in the terminal</w:t>
-      </w:r>
-    </w:p>
-    <w:p>
-      <w:pPr>
-        <w:jc w:val="both"/>
-        <w:rPr>
-          <w:rFonts w:ascii="Calibri" w:hAnsi="Calibri" w:cs="Calibri"/>
-          <w:b/>
-          <w:bCs/>
-          <w:color w:val="60CAF3" w:themeColor="accent4" w:themeTint="99"/>
-          <w:sz w:val="36"/>
-          <w:szCs w:val="36"/>
-        </w:rPr>
-      </w:pPr>
-      <w:r>
-        <w:rPr>
-          <w:rFonts w:ascii="Calibri" w:hAnsi="Calibri" w:cs="Calibri"/>
-          <w:b/>
-          <w:bCs/>
-          <w:color w:val="60CAF3" w:themeColor="accent4" w:themeTint="99"/>
-          <w:sz w:val="36"/>
-          <w:szCs w:val="36"/>
-        </w:rPr>
-        <w:t>.\.</w:t>
-      </w:r>
-      <w:proofErr w:type="spellStart"/>
-      <w:r>
-        <w:rPr>
-          <w:rFonts w:ascii="Calibri" w:hAnsi="Calibri" w:cs="Calibri"/>
-          <w:b/>
-          <w:bCs/>
-          <w:color w:val="60CAF3" w:themeColor="accent4" w:themeTint="99"/>
-          <w:sz w:val="36"/>
-          <w:szCs w:val="36"/>
-        </w:rPr>
-        <w:t>venv</w:t>
-      </w:r>
-      <w:proofErr w:type="spellEnd"/>
-      <w:r>
-        <w:rPr>
-          <w:rFonts w:ascii="Calibri" w:hAnsi="Calibri" w:cs="Calibri"/>
-          <w:b/>
-          <w:bCs/>
-          <w:color w:val="60CAF3" w:themeColor="accent4" w:themeTint="99"/>
-          <w:sz w:val="36"/>
-          <w:szCs w:val="36"/>
-        </w:rPr>
-        <w:t>\Scripts\Activate.ps1</w:t>
-      </w:r>
-    </w:p>
-    <w:p>
-      <w:pPr>
-        <w:jc w:val="both"/>
-        <w:rPr>
-          <w:rFonts w:ascii="Calibri" w:hAnsi="Calibri" w:cs="Calibri"/>
-          <w:sz w:val="36"/>
-          <w:szCs w:val="36"/>
-        </w:rPr>
-      </w:pPr>
-      <w:r>
-        <w:rPr>
-          <w:rFonts w:ascii="Calibri" w:hAnsi="Calibri" w:cs="Calibri"/>
-          <w:sz w:val="36"/>
-          <w:szCs w:val="36"/>
+          <w:sz w:val="34"/>
+          <w:szCs w:val="34"/>
+        </w:rPr>
+      </w:pPr>
+      <w:r>
+        <w:rPr>
+          <w:rFonts w:ascii="Calibri" w:hAnsi="Calibri" w:cs="Calibri"/>
+          <w:sz w:val="34"/>
+          <w:szCs w:val="34"/>
         </w:rPr>
         <w:t># Finally go to the settings python then interpreter and then click add interpreter and select automatically existing one</w:t>
       </w:r>

--- a/python/p9_python_commands_and_trouble_shooting.docx
+++ b/python/p9_python_commands_and_trouble_shooting.docx
@@ -6,14 +6,14 @@
       <w:pPr>
         <w:jc w:val="center"/>
         <w:rPr>
-          <w:rFonts w:ascii="Calibri" w:hAnsi="Calibri" w:cs="Calibri"/>
-          <w:sz w:val="34"/>
-          <w:szCs w:val="34"/>
-        </w:rPr>
-      </w:pPr>
-      <w:r>
-        <w:rPr>
-          <w:rFonts w:ascii="Calibri" w:hAnsi="Calibri" w:cs="Calibri"/>
+          <w:rFonts w:ascii="Carlito" w:hAnsi="Carlito" w:cs="Carlito"/>
+          <w:sz w:val="34"/>
+          <w:szCs w:val="34"/>
+        </w:rPr>
+      </w:pPr>
+      <w:r>
+        <w:rPr>
+          <w:rFonts w:ascii="Carlito" w:hAnsi="Carlito" w:cs="Carlito"/>
           <w:b/>
           <w:bCs/>
           <w:sz w:val="42"/>
@@ -31,16 +31,16 @@
         </w:numPr>
         <w:jc w:val="both"/>
         <w:rPr>
-          <w:rFonts w:ascii="Calibri" w:hAnsi="Calibri" w:cs="Calibri"/>
-          <w:sz w:val="32"/>
-          <w:szCs w:val="32"/>
-        </w:rPr>
-      </w:pPr>
-      <w:r>
-        <w:rPr>
-          <w:rFonts w:ascii="Calibri" w:hAnsi="Calibri" w:cs="Calibri"/>
-          <w:sz w:val="32"/>
-          <w:szCs w:val="32"/>
+          <w:rFonts w:ascii="Carlito" w:hAnsi="Carlito" w:cs="Carlito"/>
+          <w:sz w:val="34"/>
+          <w:szCs w:val="34"/>
+        </w:rPr>
+      </w:pPr>
+      <w:r>
+        <w:rPr>
+          <w:rFonts w:ascii="Carlito" w:hAnsi="Carlito" w:cs="Carlito"/>
+          <w:sz w:val="34"/>
+          <w:szCs w:val="34"/>
         </w:rPr>
         <w:t>PyCharm Module Not Found Error (Interpreter Missing)…………2</w:t>
       </w:r>
@@ -49,25 +49,25 @@
       <w:pPr>
         <w:jc w:val="both"/>
         <w:rPr>
-          <w:rFonts w:ascii="Calibri" w:hAnsi="Calibri" w:cs="Calibri"/>
-          <w:sz w:val="32"/>
-          <w:szCs w:val="32"/>
+          <w:rFonts w:ascii="Carlito" w:hAnsi="Carlito" w:cs="Carlito"/>
+          <w:sz w:val="34"/>
+          <w:szCs w:val="34"/>
         </w:rPr>
       </w:pPr>
     </w:p>
     <w:p>
       <w:pPr>
         <w:rPr>
-          <w:rFonts w:ascii="Calibri" w:hAnsi="Calibri" w:cs="Calibri"/>
-          <w:sz w:val="32"/>
-          <w:szCs w:val="32"/>
-        </w:rPr>
-      </w:pPr>
-      <w:r>
-        <w:rPr>
-          <w:rFonts w:ascii="Calibri" w:hAnsi="Calibri" w:cs="Calibri"/>
-          <w:sz w:val="32"/>
-          <w:szCs w:val="32"/>
+          <w:rFonts w:ascii="Carlito" w:hAnsi="Carlito" w:cs="Carlito"/>
+          <w:sz w:val="34"/>
+          <w:szCs w:val="34"/>
+        </w:rPr>
+      </w:pPr>
+      <w:r>
+        <w:rPr>
+          <w:rFonts w:ascii="Carlito" w:hAnsi="Carlito" w:cs="Carlito"/>
+          <w:sz w:val="34"/>
+          <w:szCs w:val="34"/>
         </w:rPr>
         <w:br w:type="page"/>
       </w:r>
@@ -76,7 +76,7 @@
       <w:pPr>
         <w:jc w:val="both"/>
         <w:rPr>
-          <w:rFonts w:ascii="Calibri" w:hAnsi="Calibri" w:cs="Calibri"/>
+          <w:rFonts w:ascii="Carlito" w:hAnsi="Carlito" w:cs="Carlito"/>
           <w:b/>
           <w:bCs/>
           <w:sz w:val="34"/>
@@ -85,7 +85,7 @@
       </w:pPr>
       <w:r>
         <w:rPr>
-          <w:rFonts w:ascii="Calibri" w:hAnsi="Calibri" w:cs="Calibri"/>
+          <w:rFonts w:ascii="Carlito" w:hAnsi="Carlito" w:cs="Carlito"/>
           <w:b/>
           <w:bCs/>
           <w:sz w:val="34"/>
@@ -99,14 +99,14 @@
       <w:pPr>
         <w:jc w:val="both"/>
         <w:rPr>
-          <w:rFonts w:ascii="Calibri" w:hAnsi="Calibri" w:cs="Calibri"/>
-          <w:sz w:val="34"/>
-          <w:szCs w:val="34"/>
-        </w:rPr>
-      </w:pPr>
-      <w:r>
-        <w:rPr>
-          <w:rFonts w:ascii="Calibri" w:hAnsi="Calibri" w:cs="Calibri"/>
+          <w:rFonts w:ascii="Carlito" w:hAnsi="Carlito" w:cs="Carlito"/>
+          <w:sz w:val="34"/>
+          <w:szCs w:val="34"/>
+        </w:rPr>
+      </w:pPr>
+      <w:r>
+        <w:rPr>
+          <w:rFonts w:ascii="Carlito" w:hAnsi="Carlito" w:cs="Carlito"/>
           <w:sz w:val="34"/>
           <w:szCs w:val="34"/>
         </w:rPr>
@@ -117,14 +117,14 @@
       <w:pPr>
         <w:jc w:val="both"/>
         <w:rPr>
-          <w:rFonts w:ascii="Calibri" w:hAnsi="Calibri" w:cs="Calibri"/>
-          <w:sz w:val="34"/>
-          <w:szCs w:val="34"/>
-        </w:rPr>
-      </w:pPr>
-      <w:r>
-        <w:rPr>
-          <w:rFonts w:ascii="Calibri" w:hAnsi="Calibri" w:cs="Calibri"/>
+          <w:rFonts w:ascii="Carlito" w:hAnsi="Carlito" w:cs="Carlito"/>
+          <w:sz w:val="34"/>
+          <w:szCs w:val="34"/>
+        </w:rPr>
+      </w:pPr>
+      <w:r>
+        <w:rPr>
+          <w:rFonts w:ascii="Carlito" w:hAnsi="Carlito" w:cs="Carlito"/>
           <w:sz w:val="34"/>
           <w:szCs w:val="34"/>
         </w:rPr>
@@ -132,7 +132,7 @@
       </w:r>
       <w:r>
         <w:rPr>
-          <w:rFonts w:ascii="Calibri" w:hAnsi="Calibri" w:cs="Calibri"/>
+          <w:rFonts w:ascii="Carlito" w:hAnsi="Carlito" w:cs="Carlito"/>
           <w:b/>
           <w:bCs/>
           <w:sz w:val="34"/>
@@ -142,7 +142,7 @@
       </w:r>
       <w:r>
         <w:rPr>
-          <w:rFonts w:ascii="Calibri" w:hAnsi="Calibri" w:cs="Calibri"/>
+          <w:rFonts w:ascii="Carlito" w:hAnsi="Carlito" w:cs="Carlito"/>
           <w:sz w:val="34"/>
           <w:szCs w:val="34"/>
         </w:rPr>
@@ -153,14 +153,14 @@
       <w:pPr>
         <w:jc w:val="both"/>
         <w:rPr>
-          <w:rFonts w:ascii="Calibri" w:hAnsi="Calibri" w:cs="Calibri"/>
-          <w:sz w:val="34"/>
-          <w:szCs w:val="34"/>
-        </w:rPr>
-      </w:pPr>
-      <w:r>
-        <w:rPr>
-          <w:rFonts w:ascii="Calibri" w:hAnsi="Calibri" w:cs="Calibri"/>
+          <w:rFonts w:ascii="Carlito" w:hAnsi="Carlito" w:cs="Carlito"/>
+          <w:sz w:val="34"/>
+          <w:szCs w:val="34"/>
+        </w:rPr>
+      </w:pPr>
+      <w:r>
+        <w:rPr>
+          <w:rFonts w:ascii="Carlito" w:hAnsi="Carlito" w:cs="Carlito"/>
           <w:sz w:val="34"/>
           <w:szCs w:val="34"/>
         </w:rPr>
@@ -168,7 +168,7 @@
       </w:r>
       <w:r>
         <w:rPr>
-          <w:rFonts w:ascii="Calibri" w:hAnsi="Calibri" w:cs="Calibri"/>
+          <w:rFonts w:ascii="Carlito" w:hAnsi="Carlito" w:cs="Carlito"/>
           <w:b/>
           <w:bCs/>
           <w:sz w:val="34"/>
@@ -178,7 +178,7 @@
       </w:r>
       <w:r>
         <w:rPr>
-          <w:rFonts w:ascii="Calibri" w:hAnsi="Calibri" w:cs="Calibri"/>
+          <w:rFonts w:ascii="Carlito" w:hAnsi="Carlito" w:cs="Carlito"/>
           <w:sz w:val="34"/>
           <w:szCs w:val="34"/>
         </w:rPr>
@@ -186,7 +186,7 @@
       </w:r>
       <w:r>
         <w:rPr>
-          <w:rFonts w:ascii="Calibri" w:hAnsi="Calibri" w:cs="Calibri"/>
+          <w:rFonts w:ascii="Carlito" w:hAnsi="Carlito" w:cs="Carlito"/>
           <w:b/>
           <w:bCs/>
           <w:sz w:val="34"/>
@@ -196,7 +196,7 @@
       </w:r>
       <w:r>
         <w:rPr>
-          <w:rFonts w:ascii="Calibri" w:hAnsi="Calibri" w:cs="Calibri"/>
+          <w:rFonts w:ascii="Carlito" w:hAnsi="Carlito" w:cs="Carlito"/>
           <w:sz w:val="34"/>
           <w:szCs w:val="34"/>
         </w:rPr>
@@ -207,14 +207,14 @@
       <w:pPr>
         <w:jc w:val="both"/>
         <w:rPr>
-          <w:rFonts w:ascii="Calibri" w:hAnsi="Calibri" w:cs="Calibri"/>
-          <w:sz w:val="34"/>
-          <w:szCs w:val="34"/>
-        </w:rPr>
-      </w:pPr>
-      <w:r>
-        <w:rPr>
-          <w:rFonts w:ascii="Calibri" w:hAnsi="Calibri" w:cs="Calibri"/>
+          <w:rFonts w:ascii="Carlito" w:hAnsi="Carlito" w:cs="Carlito"/>
+          <w:sz w:val="34"/>
+          <w:szCs w:val="34"/>
+        </w:rPr>
+      </w:pPr>
+      <w:r>
+        <w:rPr>
+          <w:rFonts w:ascii="Carlito" w:hAnsi="Carlito" w:cs="Carlito"/>
           <w:sz w:val="34"/>
           <w:szCs w:val="34"/>
         </w:rPr>
@@ -222,7 +222,7 @@
       </w:r>
       <w:r>
         <w:rPr>
-          <w:rFonts w:ascii="Calibri" w:hAnsi="Calibri" w:cs="Calibri"/>
+          <w:rFonts w:ascii="Carlito" w:hAnsi="Carlito" w:cs="Carlito"/>
           <w:b/>
           <w:bCs/>
           <w:sz w:val="34"/>
@@ -232,7 +232,7 @@
       </w:r>
       <w:r>
         <w:rPr>
-          <w:rFonts w:ascii="Calibri" w:hAnsi="Calibri" w:cs="Calibri"/>
+          <w:rFonts w:ascii="Carlito" w:hAnsi="Carlito" w:cs="Carlito"/>
           <w:sz w:val="34"/>
           <w:szCs w:val="34"/>
         </w:rPr>
@@ -243,7 +243,7 @@
       <w:pPr>
         <w:jc w:val="both"/>
         <w:rPr>
-          <w:rFonts w:ascii="Calibri" w:hAnsi="Calibri" w:cs="Calibri"/>
+          <w:rFonts w:ascii="Carlito" w:hAnsi="Carlito" w:cs="Carlito"/>
           <w:b/>
           <w:bCs/>
           <w:color w:val="60CAF3" w:themeColor="accent4" w:themeTint="99"/>
@@ -253,7 +253,7 @@
       </w:pPr>
       <w:r>
         <w:rPr>
-          <w:rFonts w:ascii="Calibri" w:hAnsi="Calibri" w:cs="Calibri"/>
+          <w:rFonts w:ascii="Carlito" w:hAnsi="Carlito" w:cs="Carlito"/>
           <w:b/>
           <w:bCs/>
           <w:color w:val="60CAF3" w:themeColor="accent4" w:themeTint="99"/>
@@ -267,14 +267,14 @@
       <w:pPr>
         <w:jc w:val="both"/>
         <w:rPr>
-          <w:rFonts w:ascii="Calibri" w:hAnsi="Calibri" w:cs="Calibri"/>
-          <w:sz w:val="34"/>
-          <w:szCs w:val="34"/>
-        </w:rPr>
-      </w:pPr>
-      <w:r>
-        <w:rPr>
-          <w:rFonts w:ascii="Calibri" w:hAnsi="Calibri" w:cs="Calibri"/>
+          <w:rFonts w:ascii="Carlito" w:hAnsi="Carlito" w:cs="Carlito"/>
+          <w:sz w:val="34"/>
+          <w:szCs w:val="34"/>
+        </w:rPr>
+      </w:pPr>
+      <w:r>
+        <w:rPr>
+          <w:rFonts w:ascii="Carlito" w:hAnsi="Carlito" w:cs="Carlito"/>
           <w:sz w:val="34"/>
           <w:szCs w:val="34"/>
         </w:rPr>
@@ -285,7 +285,7 @@
       <w:pPr>
         <w:jc w:val="both"/>
         <w:rPr>
-          <w:rFonts w:ascii="Calibri" w:hAnsi="Calibri" w:cs="Calibri"/>
+          <w:rFonts w:ascii="Carlito" w:hAnsi="Carlito" w:cs="Carlito"/>
           <w:b/>
           <w:bCs/>
           <w:color w:val="60CAF3" w:themeColor="accent4" w:themeTint="99"/>
@@ -295,7 +295,7 @@
       </w:pPr>
       <w:r>
         <w:rPr>
-          <w:rFonts w:ascii="Calibri" w:hAnsi="Calibri" w:cs="Calibri"/>
+          <w:rFonts w:ascii="Carlito" w:hAnsi="Carlito" w:cs="Carlito"/>
           <w:b/>
           <w:bCs/>
           <w:color w:val="60CAF3" w:themeColor="accent4" w:themeTint="99"/>
@@ -309,14 +309,14 @@
       <w:pPr>
         <w:jc w:val="both"/>
         <w:rPr>
-          <w:rFonts w:ascii="Calibri" w:hAnsi="Calibri" w:cs="Calibri"/>
-          <w:sz w:val="34"/>
-          <w:szCs w:val="34"/>
-        </w:rPr>
-      </w:pPr>
-      <w:r>
-        <w:rPr>
-          <w:rFonts w:ascii="Calibri" w:hAnsi="Calibri" w:cs="Calibri"/>
+          <w:rFonts w:ascii="Carlito" w:hAnsi="Carlito" w:cs="Carlito"/>
+          <w:sz w:val="34"/>
+          <w:szCs w:val="34"/>
+        </w:rPr>
+      </w:pPr>
+      <w:r>
+        <w:rPr>
+          <w:rFonts w:ascii="Carlito" w:hAnsi="Carlito" w:cs="Carlito"/>
           <w:sz w:val="34"/>
           <w:szCs w:val="34"/>
         </w:rPr>
